--- a/klagomål/A 42607-2025 FSC-klagomål.docx
+++ b/klagomål/A 42607-2025 FSC-klagomål.docx
@@ -941,7 +941,7 @@
     <w:r>
       <w:tab/>
       <w:tab/>
-      <w:t>2025-09-28</w:t>
+      <w:t>2025-09-29</w:t>
       <w:br/>
       <w:br/>
     </w:r>

--- a/klagomål/A 42607-2025 FSC-klagomål.docx
+++ b/klagomål/A 42607-2025 FSC-klagomål.docx
@@ -941,7 +941,7 @@
     <w:r>
       <w:tab/>
       <w:tab/>
-      <w:t>2025-09-29</w:t>
+      <w:t>2025-09-30</w:t>
       <w:br/>
       <w:br/>
     </w:r>

--- a/klagomål/A 42607-2025 FSC-klagomål.docx
+++ b/klagomål/A 42607-2025 FSC-klagomål.docx
@@ -191,7 +191,7 @@
     </w:p>
     <w:p>
       <w:r>
-        <w:t>I avverkningsanmälan har följande 21 naturvårdsarter hittats: blåbandad spindling (VU), duvspindling (VU), granrotsspindling (VU), gulsträngad fagerspindling (VU), läderdoftande fingersvamp (VU), stor granspindling (VU), stor odörspindling (VU), svartgrön spindling (VU), violettfläckig spindling (VU), bittermusseron (NT), denisespindling (NT), odörspindling (NT), spillkråka (NT, §4), anisspindling (S), blomkålssvamp (S), blå slemspindling (S), kryddspindling (S), nästrot (S, §8), olivspindling (S), tjockfotad fingersvamp (S) och nattviol (§8). Av dessa är 13 rödlistade. För rödlistade arter har rödlistekategorin angivits inom parentes. Arter som är signalarter enligt Skogsstyrelsen har markerats med (S). För fridlysta arter anges även paragrafen i Artskyddsförordningen som arten är fridlyst enligt.</w:t>
+        <w:t>I avverkningsanmälan har följande 29 naturvårdsarter hittats: blåbandad spindling (VU), bullspindling (VU), duvspindling (VU), granrotsspindling (VU), gulsträngad fagerspindling (VU), knölfotad bananspindling (VU), läderdoftande fingersvamp (VU), stor granspindling (VU), stor odörspindling (VU), svartgrön spindling (VU), violettfläckig spindling (VU), violgubbe (VU), backtimjan (NT), bittermusseron (NT), denisespindling (NT), odörspindling (NT), spillkråka (NT, §4), ullticka (NT), anisspindling (S), blomkålssvamp (S), blå slemspindling (S), blåmossa (S), brun klibbskivling (S), kattfotslav (S), kryddspindling (S), nästrot (S, §8), olivspindling (S), tjockfotad fingersvamp (S) och nattviol (§8). Av dessa är 18 rödlistade. För rödlistade arter har rödlistekategorin angivits inom parentes. Arter som är signalarter enligt Skogsstyrelsen har markerats med (S). För fridlysta arter anges även paragrafen i Artskyddsförordningen som arten är fridlyst enligt.</w:t>
       </w:r>
     </w:p>
     <w:p>
@@ -273,6 +273,28 @@
         <w:rPr>
           <w:b/>
         </w:rPr>
+        <w:t xml:space="preserve">Blåmossa </w:t>
+      </w:r>
+      <w:r>
+        <w:t>har karaktäristiska kuddar som är lätta att se på långt håll. Mycket stora kuddar, större än 0,5 meter i höjd, indikerar höga naturvärden där skogen har en lång period av orördhet oh stabila miljöförhållanden. Mossan växer under gynnsamma omständigheter cirka 1 centimeter per år och stora kuddar kan därför indirekt visa att lokalen varit lämplig under en lång tid (Nitare &amp; Skogsstyrelsen, 2019).</w:t>
+      </w:r>
+    </w:p>
+    <w:p>
+      <w:r>
+        <w:rPr>
+          <w:b/>
+        </w:rPr>
+        <w:t>Bullspindling (VU)</w:t>
+      </w:r>
+      <w:r>
+        <w:t xml:space="preserve"> är en kräsen och mycket bra signalart för skyddsvärda äldre granskogar på kalkrik mark. Den är placerad högst upp i Skogsstyrelsens värdepyramid för bedömning av skog med höga naturvärden och skogsbruk, främst kalavverkning utgör ett stort hot mot arten. Artens minskningstakt uppgår till 30 % inom 50 år och överstiger gränsvärdet för Sårbar (VU) (SLU Artdatabanken, 2024; Nitare &amp; Skogsstyrelsen, 2019).</w:t>
+      </w:r>
+    </w:p>
+    <w:p>
+      <w:r>
+        <w:rPr>
+          <w:b/>
+        </w:rPr>
         <w:t>Denisespindling (NT)</w:t>
       </w:r>
       <w:r>
@@ -326,6 +348,28 @@
         <w:rPr>
           <w:b/>
         </w:rPr>
+        <w:t xml:space="preserve">Kattfotslav </w:t>
+      </w:r>
+      <w:r>
+        <w:t>är en mycket god signalart i hela sitt svenska utbredningsområde och skogsbestånd med kattfotslav är alltid värdefulla ur naturvårdssynpunkt. Arten indikerar dels ett mikroklimat med konstant hög luftfuktighet, dels kontinuitet av äldre träd och god trädslutenhet. Trots att den är vanligare i sydvästra Sverige växer den enbart i skogsbestånd med höga naturvärden. Den är känslig för skogliga ingrepp som kan förändra lokal- och mikroklimat (Nitare &amp; Skogsstyrelsen, 2019).</w:t>
+      </w:r>
+    </w:p>
+    <w:p>
+      <w:r>
+        <w:rPr>
+          <w:b/>
+        </w:rPr>
+        <w:t xml:space="preserve">Knölfotad bananspindling (VU) </w:t>
+      </w:r>
+      <w:r>
+        <w:t>är en mycket sällsynt svamp som bildar mykorrhiza med hassel i solvarma hässlen, lövängar och ek-/hasselskog i mosaikartade miljöer. Lokaler med knölfotad bananspindling utgör utpräglade så kallade "hotspots" med en lång rad andra sällsynta och hotade arter och bör uppmärksammas av naturvården och vid behov skyddas vilket gäller såväl större sammanhängande lokalområden som enskilda smålokaler. Arten är placerad högst upp i Skogsstyrelsens värdepyramid för bedömning av skog med höga naturvärden och är även globalt rödlistad som sårbar (VU) vilket innebär att Sverige har ett internationellt ansvar för arten (SLU Artdatabanken, 2024; IUCN, 2021; Nitare &amp; Skogsstyrelsen, 2019).</w:t>
+      </w:r>
+    </w:p>
+    <w:p>
+      <w:r>
+        <w:rPr>
+          <w:b/>
+        </w:rPr>
         <w:t xml:space="preserve">Läderdoftande fingersvamp (VU) </w:t>
       </w:r>
       <w:r>
@@ -381,10 +425,50 @@
         <w:rPr>
           <w:b/>
         </w:rPr>
+        <w:t>Ullticka (NT)</w:t>
+      </w:r>
+      <w:r>
+        <w:t xml:space="preserve"> är knuten till restbestånd av barrnaturskog och förekommer med ett tydligt optimum i orörda eller måttligt påverkade gamla granskogar där det föreligger viss kontinuitet av grov död ved. Ullticka är en bra signalart inom hela sitt utbredningsområde och i södra Sverige är den sällsynt och en god signalart för skyddsvärda granskogsmiljöer. Den hotas av avverkning och fragmentering av naturskog och äldre granskog med lång trädkontinuitet. På ullticka kan ibland ulltickeporing (VU) påträffas - det är en sällsynt ticka som nyligen delats upp i tre olika arter: </w:t>
+      </w:r>
+      <w:r>
+        <w:rPr>
+          <w:i/>
+        </w:rPr>
+        <w:t xml:space="preserve">Skeletocutis brevispora </w:t>
+      </w:r>
+      <w:r>
+        <w:t>(ulltickeporing)</w:t>
+      </w:r>
+      <w:r>
+        <w:rPr>
+          <w:i/>
+        </w:rPr>
+        <w:t>, Skeletocutis delicata och Skeletocutis exilis</w:t>
+      </w:r>
+      <w:r>
+        <w:t>. De två sistnämnda arterna står för närvarande (2020) som ej bedömda i rödlistan (SLU Artdatabanken, 2024; Nitare &amp; Skogsstyrelsen, 2019; Miettinen &amp; Niemelä, 2018).</w:t>
+      </w:r>
+    </w:p>
+    <w:p>
+      <w:r>
+        <w:rPr>
+          <w:b/>
+        </w:rPr>
         <w:t>Violettfläckig spindling (VU)</w:t>
       </w:r>
       <w:r>
         <w:t xml:space="preserve"> bildar mykorrhiza med gran och tall i äldre kalkbarrskogar på torr, örtrik mark. Minskningstakten uppgår till 30 % inom 50 år och överstiger gränsvärdet för Sårbar (VU). Artens ekologiska krav med fynd enbart i äldre, örtrika kalkbarrskogar med kontinuitet, miljöer som idag ofta är starkt hotade av slutavverkningar, gör den mycket sårbar. Alla kända lokaler har ett högt skyddsvärde och kalkbarrskogar med höga naturvärden bör få områdesskydd med individuellt anpassade skötselråd (SLU Artdatabanken, 2024).</w:t>
+      </w:r>
+    </w:p>
+    <w:p>
+      <w:r>
+        <w:rPr>
+          <w:b/>
+        </w:rPr>
+        <w:t>Violgubbe (VU)</w:t>
+      </w:r>
+      <w:r>
+        <w:t xml:space="preserve"> bildar mykorrhiza med gran och bok och ev. andra trädslag i ängsgran- och ängsbokskog på kalkrik mark. Arten är placerad högst upp i Skogsstyrelsens värdepyramid för bedömning av skog med höga naturvärden och indikerar alltid skogsområden med höga naturvärden. Det största hotet mot arten är skogsavverkning och den omfattas av ett åtgärdsprogram för hotade arter (ÅGP). Violgubben överlever inte en slutavverkning och verkar dessutom ha svårt att etablera sig i yngre skogsbestånd (SLU Artdatabanken, 2024; Nitare &amp; Skogsstyrelsen, 2019; Aronsson, 2006).</w:t>
       </w:r>
     </w:p>
     <w:p>
@@ -544,7 +628,7 @@
         <w:rPr>
           <w:i/>
         </w:rPr>
-        <w:t>I det avverkningsanmälda skogsområdet har 20 rödlistade arter och signalarter påträffats. Detta ska jämföras med Skogsstyrelsens uppföljning 2017 av nyckelbiotoper som visade att man i genomsnitt hittar 20,6 olika rödlistade arter och signalarter i en nyckelbiotop (Wijk, S. 2017. Biologisk mångfald i nyckelbiotoper – Resultat från inventeringen “Uppföljning biologisk mångfald” 2009–2015. Rapport 4/2017 Skogsstyrelsen, Jönköping).</w:t>
+        <w:t>I det avverkningsanmälda skogsområdet har 28 rödlistade arter och signalarter påträffats. Detta ska jämföras med Skogsstyrelsens uppföljning 2017 av nyckelbiotoper som visade att man i genomsnitt hittar 20,6 olika rödlistade arter och signalarter i en nyckelbiotop (Wijk, S. 2017. Biologisk mångfald i nyckelbiotoper – Resultat från inventeringen “Uppföljning biologisk mångfald” 2009–2015. Rapport 4/2017 Skogsstyrelsen, Jönköping).</w:t>
       </w:r>
     </w:p>
     <w:p>
@@ -573,7 +657,7 @@
         <w:rPr>
           <w:i/>
         </w:rPr>
-        <w:t>I det avverkningsanmälda skogsområdet har 21 naturvårdsarter varav 13 rödlistade arter sina livsmiljöer och växtplatser.</w:t>
+        <w:t>I det avverkningsanmälda skogsområdet har 29 naturvårdsarter varav 18 rödlistade arter sina livsmiljöer och växtplatser.</w:t>
       </w:r>
     </w:p>
     <w:p>
@@ -941,7 +1025,7 @@
     <w:r>
       <w:tab/>
       <w:tab/>
-      <w:t>2025-09-30</w:t>
+      <w:t>2025-10-01</w:t>
       <w:br/>
       <w:br/>
     </w:r>

--- a/klagomål/A 42607-2025 FSC-klagomål.docx
+++ b/klagomål/A 42607-2025 FSC-klagomål.docx
@@ -1025,7 +1025,7 @@
     <w:r>
       <w:tab/>
       <w:tab/>
-      <w:t>2025-10-01</w:t>
+      <w:t>2025-10-02</w:t>
       <w:br/>
       <w:br/>
     </w:r>

--- a/klagomål/A 42607-2025 FSC-klagomål.docx
+++ b/klagomål/A 42607-2025 FSC-klagomål.docx
@@ -1025,7 +1025,7 @@
     <w:r>
       <w:tab/>
       <w:tab/>
-      <w:t>2025-10-02</w:t>
+      <w:t>2025-10-03</w:t>
       <w:br/>
       <w:br/>
     </w:r>

--- a/klagomål/A 42607-2025 FSC-klagomål.docx
+++ b/klagomål/A 42607-2025 FSC-klagomål.docx
@@ -1025,7 +1025,7 @@
     <w:r>
       <w:tab/>
       <w:tab/>
-      <w:t>2025-10-03</w:t>
+      <w:t>2025-10-04</w:t>
       <w:br/>
       <w:br/>
     </w:r>

--- a/klagomål/A 42607-2025 FSC-klagomål.docx
+++ b/klagomål/A 42607-2025 FSC-klagomål.docx
@@ -1025,7 +1025,7 @@
     <w:r>
       <w:tab/>
       <w:tab/>
-      <w:t>2025-10-04</w:t>
+      <w:t>2025-10-05</w:t>
       <w:br/>
       <w:br/>
     </w:r>

--- a/klagomål/A 42607-2025 FSC-klagomål.docx
+++ b/klagomål/A 42607-2025 FSC-klagomål.docx
@@ -1025,7 +1025,7 @@
     <w:r>
       <w:tab/>
       <w:tab/>
-      <w:t>2025-10-05</w:t>
+      <w:t>2025-10-06</w:t>
       <w:br/>
       <w:br/>
     </w:r>

--- a/klagomål/A 42607-2025 FSC-klagomål.docx
+++ b/klagomål/A 42607-2025 FSC-klagomål.docx
@@ -1025,7 +1025,7 @@
     <w:r>
       <w:tab/>
       <w:tab/>
-      <w:t>2025-10-06</w:t>
+      <w:t>2025-10-07</w:t>
       <w:br/>
       <w:br/>
     </w:r>

--- a/klagomål/A 42607-2025 FSC-klagomål.docx
+++ b/klagomål/A 42607-2025 FSC-klagomål.docx
@@ -1025,7 +1025,7 @@
     <w:r>
       <w:tab/>
       <w:tab/>
-      <w:t>2025-10-07</w:t>
+      <w:t>2025-10-08</w:t>
       <w:br/>
       <w:br/>
     </w:r>

--- a/klagomål/A 42607-2025 FSC-klagomål.docx
+++ b/klagomål/A 42607-2025 FSC-klagomål.docx
@@ -1025,7 +1025,7 @@
     <w:r>
       <w:tab/>
       <w:tab/>
-      <w:t>2025-10-08</w:t>
+      <w:t>2025-10-09</w:t>
       <w:br/>
       <w:br/>
     </w:r>

--- a/klagomål/A 42607-2025 FSC-klagomål.docx
+++ b/klagomål/A 42607-2025 FSC-klagomål.docx
@@ -1025,7 +1025,7 @@
     <w:r>
       <w:tab/>
       <w:tab/>
-      <w:t>2025-10-09</w:t>
+      <w:t>2025-10-10</w:t>
       <w:br/>
       <w:br/>
     </w:r>

--- a/klagomål/A 42607-2025 FSC-klagomål.docx
+++ b/klagomål/A 42607-2025 FSC-klagomål.docx
@@ -1025,7 +1025,7 @@
     <w:r>
       <w:tab/>
       <w:tab/>
-      <w:t>2025-10-10</w:t>
+      <w:t>2025-10-11</w:t>
       <w:br/>
       <w:br/>
     </w:r>

--- a/klagomål/A 42607-2025 FSC-klagomål.docx
+++ b/klagomål/A 42607-2025 FSC-klagomål.docx
@@ -1025,7 +1025,7 @@
     <w:r>
       <w:tab/>
       <w:tab/>
-      <w:t>2025-10-16</w:t>
+      <w:t>2025-10-17</w:t>
       <w:br/>
       <w:br/>
     </w:r>

--- a/klagomål/A 42607-2025 FSC-klagomål.docx
+++ b/klagomål/A 42607-2025 FSC-klagomål.docx
@@ -1025,7 +1025,7 @@
     <w:r>
       <w:tab/>
       <w:tab/>
-      <w:t>2025-10-17</w:t>
+      <w:t>2025-10-18</w:t>
       <w:br/>
       <w:br/>
     </w:r>

--- a/klagomål/A 42607-2025 FSC-klagomål.docx
+++ b/klagomål/A 42607-2025 FSC-klagomål.docx
@@ -1025,7 +1025,7 @@
     <w:r>
       <w:tab/>
       <w:tab/>
-      <w:t>2025-10-18</w:t>
+      <w:t>2025-10-19</w:t>
       <w:br/>
       <w:br/>
     </w:r>

--- a/klagomål/A 42607-2025 FSC-klagomål.docx
+++ b/klagomål/A 42607-2025 FSC-klagomål.docx
@@ -1025,7 +1025,7 @@
     <w:r>
       <w:tab/>
       <w:tab/>
-      <w:t>2025-10-19</w:t>
+      <w:t>2025-10-20</w:t>
       <w:br/>
       <w:br/>
     </w:r>

--- a/klagomål/A 42607-2025 FSC-klagomål.docx
+++ b/klagomål/A 42607-2025 FSC-klagomål.docx
@@ -1025,7 +1025,7 @@
     <w:r>
       <w:tab/>
       <w:tab/>
-      <w:t>2025-10-20</w:t>
+      <w:t>2025-10-21</w:t>
       <w:br/>
       <w:br/>
     </w:r>

--- a/klagomål/A 42607-2025 FSC-klagomål.docx
+++ b/klagomål/A 42607-2025 FSC-klagomål.docx
@@ -1025,7 +1025,7 @@
     <w:r>
       <w:tab/>
       <w:tab/>
-      <w:t>2025-10-21</w:t>
+      <w:t>2025-10-22</w:t>
       <w:br/>
       <w:br/>
     </w:r>

--- a/klagomål/A 42607-2025 FSC-klagomål.docx
+++ b/klagomål/A 42607-2025 FSC-klagomål.docx
@@ -1025,7 +1025,7 @@
     <w:r>
       <w:tab/>
       <w:tab/>
-      <w:t>2025-10-22</w:t>
+      <w:t>2025-10-23</w:t>
       <w:br/>
       <w:br/>
     </w:r>

--- a/klagomål/A 42607-2025 FSC-klagomål.docx
+++ b/klagomål/A 42607-2025 FSC-klagomål.docx
@@ -1025,7 +1025,7 @@
     <w:r>
       <w:tab/>
       <w:tab/>
-      <w:t>2025-10-23</w:t>
+      <w:t>2025-10-24</w:t>
       <w:br/>
       <w:br/>
     </w:r>

--- a/klagomål/A 42607-2025 FSC-klagomål.docx
+++ b/klagomål/A 42607-2025 FSC-klagomål.docx
@@ -1025,7 +1025,7 @@
     <w:r>
       <w:tab/>
       <w:tab/>
-      <w:t>2025-10-24</w:t>
+      <w:t>2025-10-25</w:t>
       <w:br/>
       <w:br/>
     </w:r>

--- a/klagomål/A 42607-2025 FSC-klagomål.docx
+++ b/klagomål/A 42607-2025 FSC-klagomål.docx
@@ -1025,7 +1025,7 @@
     <w:r>
       <w:tab/>
       <w:tab/>
-      <w:t>2025-10-25</w:t>
+      <w:t>2025-10-26</w:t>
       <w:br/>
       <w:br/>
     </w:r>

--- a/klagomål/A 42607-2025 FSC-klagomål.docx
+++ b/klagomål/A 42607-2025 FSC-klagomål.docx
@@ -1025,7 +1025,7 @@
     <w:r>
       <w:tab/>
       <w:tab/>
-      <w:t>2025-10-26</w:t>
+      <w:t>2025-10-27</w:t>
       <w:br/>
       <w:br/>
     </w:r>

--- a/klagomål/A 42607-2025 FSC-klagomål.docx
+++ b/klagomål/A 42607-2025 FSC-klagomål.docx
@@ -1025,7 +1025,7 @@
     <w:r>
       <w:tab/>
       <w:tab/>
-      <w:t>2025-10-27</w:t>
+      <w:t>2025-10-28</w:t>
       <w:br/>
       <w:br/>
     </w:r>

--- a/klagomål/A 42607-2025 FSC-klagomål.docx
+++ b/klagomål/A 42607-2025 FSC-klagomål.docx
@@ -1025,7 +1025,7 @@
     <w:r>
       <w:tab/>
       <w:tab/>
-      <w:t>2025-10-28</w:t>
+      <w:t>2025-10-29</w:t>
       <w:br/>
       <w:br/>
     </w:r>

--- a/klagomål/A 42607-2025 FSC-klagomål.docx
+++ b/klagomål/A 42607-2025 FSC-klagomål.docx
@@ -1025,7 +1025,7 @@
     <w:r>
       <w:tab/>
       <w:tab/>
-      <w:t>2025-10-29</w:t>
+      <w:t>2025-10-30</w:t>
       <w:br/>
       <w:br/>
     </w:r>

--- a/klagomål/A 42607-2025 FSC-klagomål.docx
+++ b/klagomål/A 42607-2025 FSC-klagomål.docx
@@ -1025,7 +1025,7 @@
     <w:r>
       <w:tab/>
       <w:tab/>
-      <w:t>2025-10-30</w:t>
+      <w:t>2025-10-31</w:t>
       <w:br/>
       <w:br/>
     </w:r>

--- a/klagomål/A 42607-2025 FSC-klagomål.docx
+++ b/klagomål/A 42607-2025 FSC-klagomål.docx
@@ -1025,7 +1025,7 @@
     <w:r>
       <w:tab/>
       <w:tab/>
-      <w:t>2025-10-31</w:t>
+      <w:t>2025-11-01</w:t>
       <w:br/>
       <w:br/>
     </w:r>

--- a/klagomål/A 42607-2025 FSC-klagomål.docx
+++ b/klagomål/A 42607-2025 FSC-klagomål.docx
@@ -1025,7 +1025,7 @@
     <w:r>
       <w:tab/>
       <w:tab/>
-      <w:t>2025-11-01</w:t>
+      <w:t>2025-11-02</w:t>
       <w:br/>
       <w:br/>
     </w:r>

--- a/klagomål/A 42607-2025 FSC-klagomål.docx
+++ b/klagomål/A 42607-2025 FSC-klagomål.docx
@@ -1025,7 +1025,7 @@
     <w:r>
       <w:tab/>
       <w:tab/>
-      <w:t>2025-11-02</w:t>
+      <w:t>2025-11-03</w:t>
       <w:br/>
       <w:br/>
     </w:r>

--- a/klagomål/A 42607-2025 FSC-klagomål.docx
+++ b/klagomål/A 42607-2025 FSC-klagomål.docx
@@ -1025,7 +1025,7 @@
     <w:r>
       <w:tab/>
       <w:tab/>
-      <w:t>2025-11-03</w:t>
+      <w:t>2025-11-04</w:t>
       <w:br/>
       <w:br/>
     </w:r>

--- a/klagomål/A 42607-2025 FSC-klagomål.docx
+++ b/klagomål/A 42607-2025 FSC-klagomål.docx
@@ -1025,7 +1025,7 @@
     <w:r>
       <w:tab/>
       <w:tab/>
-      <w:t>2025-11-04</w:t>
+      <w:t>2025-11-05</w:t>
       <w:br/>
       <w:br/>
     </w:r>

--- a/klagomål/A 42607-2025 FSC-klagomål.docx
+++ b/klagomål/A 42607-2025 FSC-klagomål.docx
@@ -1025,7 +1025,7 @@
     <w:r>
       <w:tab/>
       <w:tab/>
-      <w:t>2025-11-05</w:t>
+      <w:t>2025-11-06</w:t>
       <w:br/>
       <w:br/>
     </w:r>

--- a/klagomål/A 42607-2025 FSC-klagomål.docx
+++ b/klagomål/A 42607-2025 FSC-klagomål.docx
@@ -1025,7 +1025,7 @@
     <w:r>
       <w:tab/>
       <w:tab/>
-      <w:t>2025-11-06</w:t>
+      <w:t>2025-11-07</w:t>
       <w:br/>
       <w:br/>
     </w:r>

--- a/klagomål/A 42607-2025 FSC-klagomål.docx
+++ b/klagomål/A 42607-2025 FSC-klagomål.docx
@@ -1025,7 +1025,7 @@
     <w:r>
       <w:tab/>
       <w:tab/>
-      <w:t>2025-11-07</w:t>
+      <w:t>2025-11-08</w:t>
       <w:br/>
       <w:br/>
     </w:r>

--- a/klagomål/A 42607-2025 FSC-klagomål.docx
+++ b/klagomål/A 42607-2025 FSC-klagomål.docx
@@ -1025,7 +1025,7 @@
     <w:r>
       <w:tab/>
       <w:tab/>
-      <w:t>2025-11-08</w:t>
+      <w:t>2025-11-09</w:t>
       <w:br/>
       <w:br/>
     </w:r>

--- a/klagomål/A 42607-2025 FSC-klagomål.docx
+++ b/klagomål/A 42607-2025 FSC-klagomål.docx
@@ -1025,7 +1025,7 @@
     <w:r>
       <w:tab/>
       <w:tab/>
-      <w:t>2025-11-09</w:t>
+      <w:t>2025-11-10</w:t>
       <w:br/>
       <w:br/>
     </w:r>

--- a/klagomål/A 42607-2025 FSC-klagomål.docx
+++ b/klagomål/A 42607-2025 FSC-klagomål.docx
@@ -1025,7 +1025,7 @@
     <w:r>
       <w:tab/>
       <w:tab/>
-      <w:t>2025-11-10</w:t>
+      <w:t>2025-11-11</w:t>
       <w:br/>
       <w:br/>
     </w:r>

--- a/klagomål/A 42607-2025 FSC-klagomål.docx
+++ b/klagomål/A 42607-2025 FSC-klagomål.docx
@@ -1025,7 +1025,7 @@
     <w:r>
       <w:tab/>
       <w:tab/>
-      <w:t>2025-11-11</w:t>
+      <w:t>2025-11-12</w:t>
       <w:br/>
       <w:br/>
     </w:r>

--- a/klagomål/A 42607-2025 FSC-klagomål.docx
+++ b/klagomål/A 42607-2025 FSC-klagomål.docx
@@ -1025,7 +1025,7 @@
     <w:r>
       <w:tab/>
       <w:tab/>
-      <w:t>2025-11-12</w:t>
+      <w:t>2025-11-13</w:t>
       <w:br/>
       <w:br/>
     </w:r>

--- a/klagomål/A 42607-2025 FSC-klagomål.docx
+++ b/klagomål/A 42607-2025 FSC-klagomål.docx
@@ -1025,7 +1025,7 @@
     <w:r>
       <w:tab/>
       <w:tab/>
-      <w:t>2025-11-13</w:t>
+      <w:t>2025-11-14</w:t>
       <w:br/>
       <w:br/>
     </w:r>

--- a/klagomål/A 42607-2025 FSC-klagomål.docx
+++ b/klagomål/A 42607-2025 FSC-klagomål.docx
@@ -1025,7 +1025,7 @@
     <w:r>
       <w:tab/>
       <w:tab/>
-      <w:t>2025-11-14</w:t>
+      <w:t>2025-11-15</w:t>
       <w:br/>
       <w:br/>
     </w:r>

--- a/klagomål/A 42607-2025 FSC-klagomål.docx
+++ b/klagomål/A 42607-2025 FSC-klagomål.docx
@@ -1025,7 +1025,7 @@
     <w:r>
       <w:tab/>
       <w:tab/>
-      <w:t>2025-11-15</w:t>
+      <w:t>2025-11-20</w:t>
       <w:br/>
       <w:br/>
     </w:r>

--- a/klagomål/A 42607-2025 FSC-klagomål.docx
+++ b/klagomål/A 42607-2025 FSC-klagomål.docx
@@ -1025,7 +1025,7 @@
     <w:r>
       <w:tab/>
       <w:tab/>
-      <w:t>2025-11-20</w:t>
+      <w:t>2025-11-21</w:t>
       <w:br/>
       <w:br/>
     </w:r>

--- a/klagomål/A 42607-2025 FSC-klagomål.docx
+++ b/klagomål/A 42607-2025 FSC-klagomål.docx
@@ -191,7 +191,7 @@
     </w:p>
     <w:p>
       <w:r>
-        <w:t>I avverkningsanmälan har följande 29 naturvårdsarter hittats: blåbandad spindling (VU), bullspindling (VU), duvspindling (VU), granrotsspindling (VU), gulsträngad fagerspindling (VU), knölfotad bananspindling (VU), läderdoftande fingersvamp (VU), stor granspindling (VU), stor odörspindling (VU), svartgrön spindling (VU), violettfläckig spindling (VU), violgubbe (VU), backtimjan (NT), bittermusseron (NT), denisespindling (NT), odörspindling (NT), spillkråka (NT, §4), ullticka (NT), anisspindling (S), blomkålssvamp (S), blå slemspindling (S), blåmossa (S), brun klibbskivling (S), kattfotslav (S), kryddspindling (S), nästrot (S, §8), olivspindling (S), tjockfotad fingersvamp (S) och nattviol (§8). Av dessa är 18 rödlistade. För rödlistade arter har rödlistekategorin angivits inom parentes. Arter som är signalarter enligt Skogsstyrelsen har markerats med (S). För fridlysta arter anges även paragrafen i Artskyddsförordningen som arten är fridlyst enligt.</w:t>
+        <w:t>I avverkningsanmälan har följande 28 naturvårdsarter hittats: blåbandad spindling (VU), bullspindling (VU), duvspindling (VU), granrotsspindling (VU), gulsträngad fagerspindling (VU), knölfotad bananspindling (VU), läderdoftande fingersvamp (VU), stor granspindling (VU), svartgrön spindling (VU), violettfläckig spindling (VU), violgubbe (VU), backtimjan (NT), bittermusseron (NT), denisespindling (NT), odörspindling (NT), spillkråka (NT, §4), ullticka (NT), anisspindling (S), blomkålssvamp (S), blå slemspindling (S), blåmossa (S), brun klibbskivling (S), kattfotslav (S), kryddspindling (S), nästrot (S, §8), olivspindling (S), tjockfotad fingersvamp (S) och nattviol (§8). Av dessa är 17 rödlistade. För rödlistade arter har rödlistekategorin angivits inom parentes. Arter som är signalarter enligt Skogsstyrelsen har markerats med (S). För fridlysta arter anges även paragrafen i Artskyddsförordningen som arten är fridlyst enligt.</w:t>
       </w:r>
     </w:p>
     <w:p>
@@ -628,7 +628,7 @@
         <w:rPr>
           <w:i/>
         </w:rPr>
-        <w:t>I det avverkningsanmälda skogsområdet har 28 rödlistade arter och signalarter påträffats. Detta ska jämföras med Skogsstyrelsens uppföljning 2017 av nyckelbiotoper som visade att man i genomsnitt hittar 20,6 olika rödlistade arter och signalarter i en nyckelbiotop (Wijk, S. 2017. Biologisk mångfald i nyckelbiotoper – Resultat från inventeringen “Uppföljning biologisk mångfald” 2009–2015. Rapport 4/2017 Skogsstyrelsen, Jönköping).</w:t>
+        <w:t>I det avverkningsanmälda skogsområdet har 27 rödlistade arter och signalarter påträffats. Detta ska jämföras med Skogsstyrelsens uppföljning 2017 av nyckelbiotoper som visade att man i genomsnitt hittar 20,6 olika rödlistade arter och signalarter i en nyckelbiotop (Wijk, S. 2017. Biologisk mångfald i nyckelbiotoper – Resultat från inventeringen “Uppföljning biologisk mångfald” 2009–2015. Rapport 4/2017 Skogsstyrelsen, Jönköping).</w:t>
       </w:r>
     </w:p>
     <w:p>
@@ -657,7 +657,7 @@
         <w:rPr>
           <w:i/>
         </w:rPr>
-        <w:t>I det avverkningsanmälda skogsområdet har 29 naturvårdsarter varav 18 rödlistade arter sina livsmiljöer och växtplatser.</w:t>
+        <w:t>I det avverkningsanmälda skogsområdet har 28 naturvårdsarter varav 17 rödlistade arter sina livsmiljöer och växtplatser.</w:t>
       </w:r>
     </w:p>
     <w:p>
@@ -1025,7 +1025,7 @@
     <w:r>
       <w:tab/>
       <w:tab/>
-      <w:t>2025-11-21</w:t>
+      <w:t>2025-11-22</w:t>
       <w:br/>
       <w:br/>
     </w:r>

--- a/klagomål/A 42607-2025 FSC-klagomål.docx
+++ b/klagomål/A 42607-2025 FSC-klagomål.docx
@@ -1025,7 +1025,7 @@
     <w:r>
       <w:tab/>
       <w:tab/>
-      <w:t>2025-11-22</w:t>
+      <w:t>2025-11-23</w:t>
       <w:br/>
       <w:br/>
     </w:r>

--- a/klagomål/A 42607-2025 FSC-klagomål.docx
+++ b/klagomål/A 42607-2025 FSC-klagomål.docx
@@ -1025,7 +1025,7 @@
     <w:r>
       <w:tab/>
       <w:tab/>
-      <w:t>2025-11-23</w:t>
+      <w:t>2025-11-24</w:t>
       <w:br/>
       <w:br/>
     </w:r>

--- a/klagomål/A 42607-2025 FSC-klagomål.docx
+++ b/klagomål/A 42607-2025 FSC-klagomål.docx
@@ -1025,7 +1025,7 @@
     <w:r>
       <w:tab/>
       <w:tab/>
-      <w:t>2025-11-24</w:t>
+      <w:t>2025-11-25</w:t>
       <w:br/>
       <w:br/>
     </w:r>

--- a/klagomål/A 42607-2025 FSC-klagomål.docx
+++ b/klagomål/A 42607-2025 FSC-klagomål.docx
@@ -1025,7 +1025,7 @@
     <w:r>
       <w:tab/>
       <w:tab/>
-      <w:t>2025-11-25</w:t>
+      <w:t>2025-11-26</w:t>
       <w:br/>
       <w:br/>
     </w:r>

--- a/klagomål/A 42607-2025 FSC-klagomål.docx
+++ b/klagomål/A 42607-2025 FSC-klagomål.docx
@@ -1025,7 +1025,7 @@
     <w:r>
       <w:tab/>
       <w:tab/>
-      <w:t>2025-11-26</w:t>
+      <w:t>2025-11-27</w:t>
       <w:br/>
       <w:br/>
     </w:r>

--- a/klagomål/A 42607-2025 FSC-klagomål.docx
+++ b/klagomål/A 42607-2025 FSC-klagomål.docx
@@ -1025,7 +1025,7 @@
     <w:r>
       <w:tab/>
       <w:tab/>
-      <w:t>2025-11-27</w:t>
+      <w:t>2025-11-28</w:t>
       <w:br/>
       <w:br/>
     </w:r>

--- a/klagomål/A 42607-2025 FSC-klagomål.docx
+++ b/klagomål/A 42607-2025 FSC-klagomål.docx
@@ -1025,7 +1025,7 @@
     <w:r>
       <w:tab/>
       <w:tab/>
-      <w:t>2025-11-28</w:t>
+      <w:t>2025-11-29</w:t>
       <w:br/>
       <w:br/>
     </w:r>

--- a/klagomål/A 42607-2025 FSC-klagomål.docx
+++ b/klagomål/A 42607-2025 FSC-klagomål.docx
@@ -1025,7 +1025,7 @@
     <w:r>
       <w:tab/>
       <w:tab/>
-      <w:t>2025-11-29</w:t>
+      <w:t>2025-11-30</w:t>
       <w:br/>
       <w:br/>
     </w:r>

--- a/klagomål/A 42607-2025 FSC-klagomål.docx
+++ b/klagomål/A 42607-2025 FSC-klagomål.docx
@@ -1025,7 +1025,7 @@
     <w:r>
       <w:tab/>
       <w:tab/>
-      <w:t>2025-11-30</w:t>
+      <w:t>2025-12-01</w:t>
       <w:br/>
       <w:br/>
     </w:r>

--- a/klagomål/A 42607-2025 FSC-klagomål.docx
+++ b/klagomål/A 42607-2025 FSC-klagomål.docx
@@ -1025,7 +1025,7 @@
     <w:r>
       <w:tab/>
       <w:tab/>
-      <w:t>2025-12-01</w:t>
+      <w:t>2025-12-02</w:t>
       <w:br/>
       <w:br/>
     </w:r>

--- a/klagomål/A 42607-2025 FSC-klagomål.docx
+++ b/klagomål/A 42607-2025 FSC-klagomål.docx
@@ -1025,7 +1025,7 @@
     <w:r>
       <w:tab/>
       <w:tab/>
-      <w:t>2025-12-02</w:t>
+      <w:t>2025-12-03</w:t>
       <w:br/>
       <w:br/>
     </w:r>

--- a/klagomål/A 42607-2025 FSC-klagomål.docx
+++ b/klagomål/A 42607-2025 FSC-klagomål.docx
@@ -1025,7 +1025,7 @@
     <w:r>
       <w:tab/>
       <w:tab/>
-      <w:t>2025-12-03</w:t>
+      <w:t>2025-12-04</w:t>
       <w:br/>
       <w:br/>
     </w:r>

--- a/klagomål/A 42607-2025 FSC-klagomål.docx
+++ b/klagomål/A 42607-2025 FSC-klagomål.docx
@@ -1025,7 +1025,7 @@
     <w:r>
       <w:tab/>
       <w:tab/>
-      <w:t>2025-12-04</w:t>
+      <w:t>2025-12-05</w:t>
       <w:br/>
       <w:br/>
     </w:r>

--- a/klagomål/A 42607-2025 FSC-klagomål.docx
+++ b/klagomål/A 42607-2025 FSC-klagomål.docx
@@ -1025,7 +1025,7 @@
     <w:r>
       <w:tab/>
       <w:tab/>
-      <w:t>2025-12-05</w:t>
+      <w:t>2025-12-06</w:t>
       <w:br/>
       <w:br/>
     </w:r>

--- a/klagomål/A 42607-2025 FSC-klagomål.docx
+++ b/klagomål/A 42607-2025 FSC-klagomål.docx
@@ -1025,7 +1025,7 @@
     <w:r>
       <w:tab/>
       <w:tab/>
-      <w:t>2025-12-06</w:t>
+      <w:t>2025-12-07</w:t>
       <w:br/>
       <w:br/>
     </w:r>

--- a/klagomål/A 42607-2025 FSC-klagomål.docx
+++ b/klagomål/A 42607-2025 FSC-klagomål.docx
@@ -1025,7 +1025,7 @@
     <w:r>
       <w:tab/>
       <w:tab/>
-      <w:t>2025-12-07</w:t>
+      <w:t>2025-12-08</w:t>
       <w:br/>
       <w:br/>
     </w:r>

--- a/klagomål/A 42607-2025 FSC-klagomål.docx
+++ b/klagomål/A 42607-2025 FSC-klagomål.docx
@@ -1025,7 +1025,7 @@
     <w:r>
       <w:tab/>
       <w:tab/>
-      <w:t>2025-12-08</w:t>
+      <w:t>2025-12-09</w:t>
       <w:br/>
       <w:br/>
     </w:r>

--- a/klagomål/A 42607-2025 FSC-klagomål.docx
+++ b/klagomål/A 42607-2025 FSC-klagomål.docx
@@ -1025,7 +1025,7 @@
     <w:r>
       <w:tab/>
       <w:tab/>
-      <w:t>2025-12-09</w:t>
+      <w:t>2025-12-10</w:t>
       <w:br/>
       <w:br/>
     </w:r>

--- a/klagomål/A 42607-2025 FSC-klagomål.docx
+++ b/klagomål/A 42607-2025 FSC-klagomål.docx
@@ -1025,7 +1025,7 @@
     <w:r>
       <w:tab/>
       <w:tab/>
-      <w:t>2025-12-10</w:t>
+      <w:t>2025-12-11</w:t>
       <w:br/>
       <w:br/>
     </w:r>

--- a/klagomål/A 42607-2025 FSC-klagomål.docx
+++ b/klagomål/A 42607-2025 FSC-klagomål.docx
@@ -1025,7 +1025,7 @@
     <w:r>
       <w:tab/>
       <w:tab/>
-      <w:t>2025-12-11</w:t>
+      <w:t>2025-12-12</w:t>
       <w:br/>
       <w:br/>
     </w:r>

--- a/klagomål/A 42607-2025 FSC-klagomål.docx
+++ b/klagomål/A 42607-2025 FSC-klagomål.docx
@@ -1025,7 +1025,7 @@
     <w:r>
       <w:tab/>
       <w:tab/>
-      <w:t>2025-12-12</w:t>
+      <w:t>2025-12-13</w:t>
       <w:br/>
       <w:br/>
     </w:r>

--- a/klagomål/A 42607-2025 FSC-klagomål.docx
+++ b/klagomål/A 42607-2025 FSC-klagomål.docx
@@ -1025,7 +1025,7 @@
     <w:r>
       <w:tab/>
       <w:tab/>
-      <w:t>2025-12-19</w:t>
+      <w:t>2025-12-20</w:t>
       <w:br/>
       <w:br/>
     </w:r>

--- a/klagomål/A 42607-2025 FSC-klagomål.docx
+++ b/klagomål/A 42607-2025 FSC-klagomål.docx
@@ -1025,7 +1025,7 @@
     <w:r>
       <w:tab/>
       <w:tab/>
-      <w:t>2025-12-20</w:t>
+      <w:t>2025-12-21</w:t>
       <w:br/>
       <w:br/>
     </w:r>

--- a/klagomål/A 42607-2025 FSC-klagomål.docx
+++ b/klagomål/A 42607-2025 FSC-klagomål.docx
@@ -1025,7 +1025,7 @@
     <w:r>
       <w:tab/>
       <w:tab/>
-      <w:t>2025-12-21</w:t>
+      <w:t>2025-12-22</w:t>
       <w:br/>
       <w:br/>
     </w:r>

--- a/klagomål/A 42607-2025 FSC-klagomål.docx
+++ b/klagomål/A 42607-2025 FSC-klagomål.docx
@@ -1025,7 +1025,7 @@
     <w:r>
       <w:tab/>
       <w:tab/>
-      <w:t>2025-12-22</w:t>
+      <w:t>2025-12-26</w:t>
       <w:br/>
       <w:br/>
     </w:r>

--- a/klagomål/A 42607-2025 FSC-klagomål.docx
+++ b/klagomål/A 42607-2025 FSC-klagomål.docx
@@ -1025,7 +1025,7 @@
     <w:r>
       <w:tab/>
       <w:tab/>
-      <w:t>2026-01-07</w:t>
+      <w:t>2026-01-08</w:t>
       <w:br/>
       <w:br/>
     </w:r>

--- a/klagomål/A 42607-2025 FSC-klagomål.docx
+++ b/klagomål/A 42607-2025 FSC-klagomål.docx
@@ -1025,7 +1025,7 @@
     <w:r>
       <w:tab/>
       <w:tab/>
-      <w:t>2026-01-08</w:t>
+      <w:t>2026-01-09</w:t>
       <w:br/>
       <w:br/>
     </w:r>

--- a/klagomål/A 42607-2025 FSC-klagomål.docx
+++ b/klagomål/A 42607-2025 FSC-klagomål.docx
@@ -1025,7 +1025,7 @@
     <w:r>
       <w:tab/>
       <w:tab/>
-      <w:t>2026-01-09</w:t>
+      <w:t>2026-01-10</w:t>
       <w:br/>
       <w:br/>
     </w:r>

--- a/klagomål/A 42607-2025 FSC-klagomål.docx
+++ b/klagomål/A 42607-2025 FSC-klagomål.docx
@@ -1025,7 +1025,7 @@
     <w:r>
       <w:tab/>
       <w:tab/>
-      <w:t>2026-01-10</w:t>
+      <w:t>2026-01-11</w:t>
       <w:br/>
       <w:br/>
     </w:r>

--- a/klagomål/A 42607-2025 FSC-klagomål.docx
+++ b/klagomål/A 42607-2025 FSC-klagomål.docx
@@ -1025,7 +1025,7 @@
     <w:r>
       <w:tab/>
       <w:tab/>
-      <w:t>2026-01-11</w:t>
+      <w:t>2026-01-12</w:t>
       <w:br/>
       <w:br/>
     </w:r>

--- a/klagomål/A 42607-2025 FSC-klagomål.docx
+++ b/klagomål/A 42607-2025 FSC-klagomål.docx
@@ -1025,7 +1025,7 @@
     <w:r>
       <w:tab/>
       <w:tab/>
-      <w:t>2026-01-12</w:t>
+      <w:t>2026-01-13</w:t>
       <w:br/>
       <w:br/>
     </w:r>

--- a/klagomål/A 42607-2025 FSC-klagomål.docx
+++ b/klagomål/A 42607-2025 FSC-klagomål.docx
@@ -1025,7 +1025,7 @@
     <w:r>
       <w:tab/>
       <w:tab/>
-      <w:t>2026-01-13</w:t>
+      <w:t>2026-01-14</w:t>
       <w:br/>
       <w:br/>
     </w:r>

--- a/klagomål/A 42607-2025 FSC-klagomål.docx
+++ b/klagomål/A 42607-2025 FSC-klagomål.docx
@@ -1025,7 +1025,7 @@
     <w:r>
       <w:tab/>
       <w:tab/>
-      <w:t>2026-01-14</w:t>
+      <w:t>2026-01-15</w:t>
       <w:br/>
       <w:br/>
     </w:r>

--- a/klagomål/A 42607-2025 FSC-klagomål.docx
+++ b/klagomål/A 42607-2025 FSC-klagomål.docx
@@ -1025,7 +1025,7 @@
     <w:r>
       <w:tab/>
       <w:tab/>
-      <w:t>2026-01-15</w:t>
+      <w:t>2026-01-16</w:t>
       <w:br/>
       <w:br/>
     </w:r>

--- a/klagomål/A 42607-2025 FSC-klagomål.docx
+++ b/klagomål/A 42607-2025 FSC-klagomål.docx
@@ -1025,7 +1025,7 @@
     <w:r>
       <w:tab/>
       <w:tab/>
-      <w:t>2026-01-16</w:t>
+      <w:t>2026-01-17</w:t>
       <w:br/>
       <w:br/>
     </w:r>

--- a/klagomål/A 42607-2025 FSC-klagomål.docx
+++ b/klagomål/A 42607-2025 FSC-klagomål.docx
@@ -1025,7 +1025,7 @@
     <w:r>
       <w:tab/>
       <w:tab/>
-      <w:t>2026-01-17</w:t>
+      <w:t>2026-01-18</w:t>
       <w:br/>
       <w:br/>
     </w:r>

--- a/klagomål/A 42607-2025 FSC-klagomål.docx
+++ b/klagomål/A 42607-2025 FSC-klagomål.docx
@@ -1025,7 +1025,7 @@
     <w:r>
       <w:tab/>
       <w:tab/>
-      <w:t>2026-01-18</w:t>
+      <w:t>2026-01-19</w:t>
       <w:br/>
       <w:br/>
     </w:r>

--- a/klagomål/A 42607-2025 FSC-klagomål.docx
+++ b/klagomål/A 42607-2025 FSC-klagomål.docx
@@ -1025,7 +1025,7 @@
     <w:r>
       <w:tab/>
       <w:tab/>
-      <w:t>2026-01-19</w:t>
+      <w:t>2026-01-20</w:t>
       <w:br/>
       <w:br/>
     </w:r>

--- a/klagomål/A 42607-2025 FSC-klagomål.docx
+++ b/klagomål/A 42607-2025 FSC-klagomål.docx
@@ -1025,7 +1025,7 @@
     <w:r>
       <w:tab/>
       <w:tab/>
-      <w:t>2026-01-20</w:t>
+      <w:t>2026-01-21</w:t>
       <w:br/>
       <w:br/>
     </w:r>

--- a/klagomål/A 42607-2025 FSC-klagomål.docx
+++ b/klagomål/A 42607-2025 FSC-klagomål.docx
@@ -1025,7 +1025,7 @@
     <w:r>
       <w:tab/>
       <w:tab/>
-      <w:t>2026-01-21</w:t>
+      <w:t>2026-01-23</w:t>
       <w:br/>
       <w:br/>
     </w:r>

--- a/klagomål/A 42607-2025 FSC-klagomål.docx
+++ b/klagomål/A 42607-2025 FSC-klagomål.docx
@@ -1025,7 +1025,7 @@
     <w:r>
       <w:tab/>
       <w:tab/>
-      <w:t>2026-01-23</w:t>
+      <w:t>2026-01-24</w:t>
       <w:br/>
       <w:br/>
     </w:r>

--- a/klagomål/A 42607-2025 FSC-klagomål.docx
+++ b/klagomål/A 42607-2025 FSC-klagomål.docx
@@ -1025,7 +1025,7 @@
     <w:r>
       <w:tab/>
       <w:tab/>
-      <w:t>2026-01-24</w:t>
+      <w:t>2026-01-25</w:t>
       <w:br/>
       <w:br/>
     </w:r>

--- a/klagomål/A 42607-2025 FSC-klagomål.docx
+++ b/klagomål/A 42607-2025 FSC-klagomål.docx
@@ -1025,7 +1025,7 @@
     <w:r>
       <w:tab/>
       <w:tab/>
-      <w:t>2026-01-25</w:t>
+      <w:t>2026-01-26</w:t>
       <w:br/>
       <w:br/>
     </w:r>

--- a/klagomål/A 42607-2025 FSC-klagomål.docx
+++ b/klagomål/A 42607-2025 FSC-klagomål.docx
@@ -1025,7 +1025,7 @@
     <w:r>
       <w:tab/>
       <w:tab/>
-      <w:t>2026-01-26</w:t>
+      <w:t>2026-01-27</w:t>
       <w:br/>
       <w:br/>
     </w:r>

--- a/klagomål/A 42607-2025 FSC-klagomål.docx
+++ b/klagomål/A 42607-2025 FSC-klagomål.docx
@@ -1025,7 +1025,7 @@
     <w:r>
       <w:tab/>
       <w:tab/>
-      <w:t>2026-01-27</w:t>
+      <w:t>2026-01-28</w:t>
       <w:br/>
       <w:br/>
     </w:r>

--- a/klagomål/A 42607-2025 FSC-klagomål.docx
+++ b/klagomål/A 42607-2025 FSC-klagomål.docx
@@ -112,7 +112,7 @@
         <w:pStyle w:val="ListBullet"/>
       </w:pPr>
       <w:r>
-        <w:t>Om ett ombud (tex Norra skog eller Mellanskog) avverkningsanmäler en skog med naturvärden motsvarande nyckelbiotops kvalité men markägaren inte är FSC certifierad, bör du skicka in ett FSC kontrollerat virke klagomål. Då ska klagomålet skickas till ombudsföretaget.</w:t>
+        <w:t>Om ett ombud (tex Norra skog eller Mellanskog) avverkningsanmäler en skog med naturvärden motsvarande nyckelbiotops kvalitet men markägaren inte är FSC certifierad, bör du skicka in ett FSC kontrollerat virke klagomål. Då ska klagomålet skickas till ombudsföretaget.</w:t>
       </w:r>
     </w:p>
     <w:p>
@@ -276,7 +276,45 @@
         <w:t xml:space="preserve">Blåmossa </w:t>
       </w:r>
       <w:r>
-        <w:t>har karaktäristiska kuddar som är lätta att se på långt håll. Mycket stora kuddar, större än 0,5 meter i höjd, indikerar höga naturvärden där skogen har en lång period av orördhet oh stabila miljöförhållanden. Mossan växer under gynnsamma omständigheter cirka 1 centimeter per år och stora kuddar kan därför indirekt visa att lokalen varit lämplig under en lång tid (Nitare &amp; Skogsstyrelsen, 2019).</w:t>
+        <w:t xml:space="preserve">har karaktäristiska kuddar som är lätta att se på långt håll. Mycket stora kuddar, större än 0,5 meter i höjd, indikerar höga naturvärden där skogen har en lång period av orördhet oh stabila miljöförhållanden. Mossan växer under gynnsamma omständigheter cirka 1 centimeter per år och stora kuddar kan därför indirekt visa att lokalen varit lämplig under en lång tid. Blåmossa är typisk art för </w:t>
+      </w:r>
+      <w:r>
+        <w:rPr>
+          <w:i/>
+        </w:rPr>
+        <w:t>9010 Taiga, 9080 Lövsumpskog</w:t>
+      </w:r>
+      <w:r>
+        <w:t xml:space="preserve"> och </w:t>
+      </w:r>
+      <w:r>
+        <w:rPr>
+          <w:i/>
+        </w:rPr>
+        <w:t>9750 Svämlövskog</w:t>
+      </w:r>
+      <w:r>
+        <w:t xml:space="preserve"> (SLU Artdatabanken, 2025; Nitare &amp; Skogsstyrelsen, 2019).</w:t>
+      </w:r>
+    </w:p>
+    <w:p>
+      <w:r>
+        <w:rPr>
+          <w:b/>
+        </w:rPr>
+        <w:t>Blå slemspindling</w:t>
+      </w:r>
+      <w:r>
+        <w:t xml:space="preserve"> är en mykorrhizasvamp som förekommer i kalkgranskogar med välutvecklade mossmattor och ett örtrikt fältskikt. Den växer även på rik mark i ädellövskog under bok, ek. lind och hassel. Växtplatserna har ofta hög luftfuktighet och ligger gärna i anslutning till en bäck eller ett fuktdråg där marken inte blir helt uttorkad under sommaren. Arten signalerar höga naturvärden och växer ofta tillsammans med många andra ovanliga och rödlistade arter. Blå slemspindling är typisk art för </w:t>
+      </w:r>
+      <w:r>
+        <w:rPr>
+          <w:i/>
+        </w:rPr>
+        <w:t xml:space="preserve">9050 Näringsrik granskog </w:t>
+      </w:r>
+      <w:r>
+        <w:t>(SLU Artdatabanken, 2025; Nitare &amp; Skogsstyrelsen, 2019).</w:t>
       </w:r>
     </w:p>
     <w:p>
@@ -351,7 +389,25 @@
         <w:t xml:space="preserve">Kattfotslav </w:t>
       </w:r>
       <w:r>
-        <w:t>är en mycket god signalart i hela sitt svenska utbredningsområde och skogsbestånd med kattfotslav är alltid värdefulla ur naturvårdssynpunkt. Arten indikerar dels ett mikroklimat med konstant hög luftfuktighet, dels kontinuitet av äldre träd och god trädslutenhet. Trots att den är vanligare i sydvästra Sverige växer den enbart i skogsbestånd med höga naturvärden. Den är känslig för skogliga ingrepp som kan förändra lokal- och mikroklimat (Nitare &amp; Skogsstyrelsen, 2019).</w:t>
+        <w:t xml:space="preserve">är en mycket god signalart i hela sitt svenska utbredningsområde och skogsbestånd med kattfotslav är alltid värdefulla ur naturvårdssynpunkt. Arten indikerar dels ett mikroklimat med konstant hög luftfuktighet, dels kontinuitet av äldre träd och god trädslutenhet. Trots att den är vanligare i sydvästra Sverige växer den enbart i skogsbestånd med höga naturvärden. Den är känslig för skogliga ingrepp som kan förändra lokal- och mikroklimat. Kattfotslav är typisk art för </w:t>
+      </w:r>
+      <w:r>
+        <w:rPr>
+          <w:i/>
+        </w:rPr>
+        <w:t xml:space="preserve">9010 Taiga, 9160 Näringsrik ekskog </w:t>
+      </w:r>
+      <w:r>
+        <w:t>och</w:t>
+      </w:r>
+      <w:r>
+        <w:rPr>
+          <w:i/>
+        </w:rPr>
+        <w:t xml:space="preserve"> 9190 Näringsfattig ekskog</w:t>
+      </w:r>
+      <w:r>
+        <w:t>. Arten har minskat kraftigt under de senaste åren och enligt artdatabankens preliminära bedömning kommer den att bli rödlistad som nära hotad (NT) i nästa rödlista som kommer 2026 (Nitare &amp; Skogsstyrelsen, 2019; SLU Artdatabanken, 2025).</w:t>
       </w:r>
     </w:p>
     <w:p>
@@ -370,6 +426,26 @@
         <w:rPr>
           <w:b/>
         </w:rPr>
+        <w:t>Kryddspindling</w:t>
+      </w:r>
+      <w:r>
+        <w:t xml:space="preserve"> signalerar örtrika granskogar som normalt har höga naturvärden. Oftast växer den i äldre granskog på kalkrikt underlag och svampen är en mycket användbar signalart för denna miljö. Den utgör en viktig karaktärsart för all äldre kalkbarrskog med lång trädkontinuitet av gran. På lokalerna förekommer nästan alltid många ovanliga och rödlistade arter. Kryddspindling är typisk art för </w:t>
+      </w:r>
+      <w:r>
+        <w:rPr>
+          <w:i/>
+        </w:rPr>
+        <w:t xml:space="preserve">9050 Näringsrik granskog </w:t>
+      </w:r>
+      <w:r>
+        <w:t>(Nitare &amp; Skogsstyrelsen, 2000; SLU Artdatabanken, 2025).</w:t>
+      </w:r>
+    </w:p>
+    <w:p>
+      <w:r>
+        <w:rPr>
+          <w:b/>
+        </w:rPr>
         <w:t xml:space="preserve">Läderdoftande fingersvamp (VU) </w:t>
       </w:r>
       <w:r>
@@ -428,7 +504,25 @@
         <w:t>Ullticka (NT)</w:t>
       </w:r>
       <w:r>
-        <w:t xml:space="preserve"> är knuten till restbestånd av barrnaturskog och förekommer med ett tydligt optimum i orörda eller måttligt påverkade gamla granskogar där det föreligger viss kontinuitet av grov död ved. Ullticka är en bra signalart inom hela sitt utbredningsområde och i södra Sverige är den sällsynt och en god signalart för skyddsvärda granskogsmiljöer. Den hotas av avverkning och fragmentering av naturskog och äldre granskog med lång trädkontinuitet. På ullticka kan ibland ulltickeporing (VU) påträffas - det är en sällsynt ticka som nyligen delats upp i tre olika arter: </w:t>
+        <w:t xml:space="preserve"> är knuten till restbestånd av barrnaturskog och förekommer med ett tydligt optimum i orörda eller måttligt påverkade gamla granskogar där det föreligger viss kontinuitet av grov död ved. Ullticka är en bra signalart inom hela sitt utbredningsområde och i södra Sverige är den sällsynt och en god signalart för skyddsvärda granskogsmiljöer. Den hotas av avverkning och fragmentering av naturskog och äldre granskog med lång trädkontinuitet. Ullticka är typisk art för </w:t>
+      </w:r>
+      <w:r>
+        <w:rPr>
+          <w:i/>
+        </w:rPr>
+        <w:t xml:space="preserve">9010 Taiga, 9050 Näringsrik granskog </w:t>
+      </w:r>
+      <w:r>
+        <w:t xml:space="preserve">och </w:t>
+      </w:r>
+      <w:r>
+        <w:rPr>
+          <w:i/>
+        </w:rPr>
+        <w:t>9030 Landhöjningsskog</w:t>
+      </w:r>
+      <w:r>
+        <w:t xml:space="preserve">. På ullticka kan ibland ulltickeporing (VU) påträffas - det är en sällsynt ticka som nyligen delats upp i tre olika arter: </w:t>
       </w:r>
       <w:r>
         <w:rPr>
@@ -506,7 +600,25 @@
         <w:t>Spillkråka (NT, §4)</w:t>
       </w:r>
       <w:r>
-        <w:t xml:space="preserve"> är rödlistad som nära hotad och ingår i bilaga 1 i EU:s fågeldirektiv. Den minskar i population på grund av minskad tillgång på lämpliga bo- och födoträd och minskad födotillgång. Spillkråkans minskningstakt har uppgått till 19 (24–10) % under de senaste 15 åren. Minskningstakten för den svenska populationen bedöms vara nära gränsvärdet för Sårbar (VU) (A2bc). Skogsbruk med korta omloppstider och täta, homogena ungskogar utgör det största hotet, (SLU Artdatabanken, 2023).</w:t>
+        <w:t xml:space="preserve"> är rödlistad som nära hotad och ingår i bilaga 1 i EU:s fågeldirektiv. Den minskar i population på grund av minskad tillgång på lämpliga bo- och födoträd och minskad födotillgång. Spillkråkans minskningstakt har uppgått till 19 (24–10) % under de senaste 15 åren. Minskningstakten för den svenska populationen bedöms vara nära gränsvärdet för Sårbar (VU) (A2bc). Skogsbruk med korta omloppstider och täta, homogena ungskogar utgör det största hotet. Spillkråka är typisk art för </w:t>
+      </w:r>
+      <w:r>
+        <w:rPr>
+          <w:i/>
+        </w:rPr>
+        <w:t xml:space="preserve">9010 Taiga </w:t>
+      </w:r>
+      <w:r>
+        <w:t>och</w:t>
+      </w:r>
+      <w:r>
+        <w:rPr>
+          <w:i/>
+        </w:rPr>
+        <w:t xml:space="preserve"> 9740 Skogsbevuxen myr </w:t>
+      </w:r>
+      <w:r>
+        <w:t>(SLU Artdatabanken, 2023).</w:t>
       </w:r>
     </w:p>
     <w:p>
@@ -867,12 +979,30 @@
     </w:p>
     <w:p>
       <w:r>
-        <w:t>Spillkråka (NT) är rödlistad som nära hotad, fridlyst enligt §4 Artskyddsförordningen och ingår i bilaga 1 i EU:s fågeldirektiv. Spillkråka lever i både barr- och blandskog liksom i ren lövskog. De tätaste populationerna tenderar att finnas i äldre, variationsrik blandskog med gott om död ved och gamla träd.</w:t>
+        <w:t xml:space="preserve">Spillkråka (NT) är rödlistad som nära hotad, fridlyst enligt §4 Artskyddsförordningen, typisk art för </w:t>
+      </w:r>
+      <w:r>
+        <w:rPr>
+          <w:i/>
+        </w:rPr>
+        <w:t xml:space="preserve">9010 Taiga </w:t>
+      </w:r>
+      <w:r>
+        <w:t>och</w:t>
+      </w:r>
+      <w:r>
+        <w:rPr>
+          <w:i/>
+        </w:rPr>
+        <w:t xml:space="preserve"> 9740 Skogsbevuxen myr</w:t>
+      </w:r>
+      <w:r>
+        <w:t xml:space="preserve"> och ingår i bilaga 1 i EU:s fågeldirektiv. Spillkråka lever i både barr- och blandskog liksom i ren lövskog. De tätaste populationerna tenderar att finnas i äldre, variationsrik blandskog med gott om död ved och gamla träd.</w:t>
       </w:r>
     </w:p>
     <w:p>
       <w:r>
-        <w:t>Varje par utnyttjar 400–1000 hektar skog beroende på skogens kvalitet. En minskning av populationen pågår på grund av minskad tillgång på lämpliga bo- och födoträd och minskad födotillgång. Spillkråkans minskningstakt har uppgått till 19 (24–10) % under de senaste 15 åren. Minskningstakten för den svenska populationen bedöms vara nära gränsvärdet för Sårbar (VU) (A2bc). Skogsbruk med korta omloppstider och täta, homogena ungskogar utgör det största hotet (Artdatabanken 2023).</w:t>
+        <w:t>Varje par utnyttjar 400–1000 hektar skog beroende på skogens kvalitet. En minskning av populationen pågår på grund av minskad tillgång på lämpliga bo- och födoträd och minskad födotillgång. Spillkråkans minskningstakt har uppgått till 19 (24–10) % under de senaste 15 åren. Minskningstakten för den svenska populationen bedöms vara nära gränsvärdet för Sårbar (VU) (A2bc). Skogsbruk med korta omloppstider och täta, homogena ungskogar utgör det största hotet (SLU Artdatabanken 2023).</w:t>
       </w:r>
     </w:p>
     <w:p>
@@ -1025,7 +1155,7 @@
     <w:r>
       <w:tab/>
       <w:tab/>
-      <w:t>2026-01-28</w:t>
+      <w:t>2026-01-29</w:t>
       <w:br/>
       <w:br/>
     </w:r>

--- a/klagomål/A 42607-2025 FSC-klagomål.docx
+++ b/klagomål/A 42607-2025 FSC-klagomål.docx
@@ -1155,7 +1155,7 @@
     <w:r>
       <w:tab/>
       <w:tab/>
-      <w:t>2026-01-29</w:t>
+      <w:t>2026-01-30</w:t>
       <w:br/>
       <w:br/>
     </w:r>

--- a/klagomål/A 42607-2025 FSC-klagomål.docx
+++ b/klagomål/A 42607-2025 FSC-klagomål.docx
@@ -1155,7 +1155,7 @@
     <w:r>
       <w:tab/>
       <w:tab/>
-      <w:t>2026-01-30</w:t>
+      <w:t>2026-01-31</w:t>
       <w:br/>
       <w:br/>
     </w:r>

--- a/klagomål/A 42607-2025 FSC-klagomål.docx
+++ b/klagomål/A 42607-2025 FSC-klagomål.docx
@@ -1155,7 +1155,7 @@
     <w:r>
       <w:tab/>
       <w:tab/>
-      <w:t>2026-03-01</w:t>
+      <w:t>2026-03-02</w:t>
       <w:br/>
       <w:br/>
     </w:r>

--- a/klagomål/A 42607-2025 FSC-klagomål.docx
+++ b/klagomål/A 42607-2025 FSC-klagomål.docx
@@ -191,7 +191,7 @@
     </w:p>
     <w:p>
       <w:r>
-        <w:t>I avverkningsanmälan har följande 28 naturvårdsarter hittats: blåbandad spindling (VU), bullspindling (VU), duvspindling (VU), granrotsspindling (VU), gulsträngad fagerspindling (VU), knölfotad bananspindling (VU), läderdoftande fingersvamp (VU), stor granspindling (VU), svartgrön spindling (VU), violettfläckig spindling (VU), violgubbe (VU), backtimjan (NT), bittermusseron (NT), denisespindling (NT), odörspindling (NT), spillkråka (NT, §4), ullticka (NT), anisspindling (S), blomkålssvamp (S), blå slemspindling (S), blåmossa (S), brun klibbskivling (S), kattfotslav (S), kryddspindling (S), nästrot (S, §8), olivspindling (S), tjockfotad fingersvamp (S) och nattviol (§8). Av dessa är 17 rödlistade. För rödlistade arter har rödlistekategorin angivits inom parentes. Arter som är signalarter enligt Skogsstyrelsen har markerats med (S). För fridlysta arter anges även paragrafen i Artskyddsförordningen som arten är fridlyst enligt.</w:t>
+        <w:t>I avverkningsanmälan har följande 28 naturvårdsarter hittats: blåbandad spindling (VU), bullspindling (VU), duvspindling (VU), granrotspindling (VU), gulsträngad fagerspindling (VU), knölfotad bananspindling (VU), läderdoftande fingersvamp (VU), stor granspindling (VU), svartgrön spindling (VU), violettfläckig spindling (VU), violgubbe (VU), backtimjan (NT), bittermusseron (NT), denisespindling (NT), odörspindling (NT), spillkråka (NT, §4), ullticka (NT), anisspindling (S), blomkålssvamp (S), blå slemspindling (S), blåmossa (S), brun klibbskivling (S), kattfotslav (S), kryddspindling (S), nästrot (S, §8), olivspindling (S), tjockfotad fingersvamp (S) och nattviol (§8). Av dessa är 17 rödlistade. För rödlistade arter har rödlistekategorin angivits inom parentes. Arter som är signalarter enligt Skogsstyrelsen har markerats med (S). För fridlysta arter anges även paragrafen i Artskyddsförordningen som arten är fridlyst enligt.</w:t>
       </w:r>
     </w:p>
     <w:p>
@@ -355,7 +355,7 @@
         <w:rPr>
           <w:b/>
         </w:rPr>
-        <w:t xml:space="preserve">Granrotsspindling (VU) </w:t>
+        <w:t xml:space="preserve">Granrotspindling (VU) </w:t>
       </w:r>
       <w:r>
         <w:t>bildar mykorrhiza med gran. Växer i djup barrförna, gärna i gamla myrstackar, i medelålders till äldre ängsgranskog på kalkrik mark.</w:t>
@@ -1155,7 +1155,7 @@
     <w:r>
       <w:tab/>
       <w:tab/>
-      <w:t>2026-03-02</w:t>
+      <w:t>2026-03-03</w:t>
       <w:br/>
       <w:br/>
     </w:r>

--- a/klagomål/A 42607-2025 FSC-klagomål.docx
+++ b/klagomål/A 42607-2025 FSC-klagomål.docx
@@ -1155,7 +1155,7 @@
     <w:r>
       <w:tab/>
       <w:tab/>
-      <w:t>2026-03-03</w:t>
+      <w:t>2026-03-04</w:t>
       <w:br/>
       <w:br/>
     </w:r>

--- a/klagomål/A 42607-2025 FSC-klagomål.docx
+++ b/klagomål/A 42607-2025 FSC-klagomål.docx
@@ -1155,7 +1155,7 @@
     <w:r>
       <w:tab/>
       <w:tab/>
-      <w:t>2026-03-04</w:t>
+      <w:t>2026-03-05</w:t>
       <w:br/>
       <w:br/>
     </w:r>

--- a/klagomål/A 42607-2025 FSC-klagomål.docx
+++ b/klagomål/A 42607-2025 FSC-klagomål.docx
@@ -1155,7 +1155,7 @@
     <w:r>
       <w:tab/>
       <w:tab/>
-      <w:t>2026-03-05</w:t>
+      <w:t>2026-03-06</w:t>
       <w:br/>
       <w:br/>
     </w:r>

--- a/klagomål/A 42607-2025 FSC-klagomål.docx
+++ b/klagomål/A 42607-2025 FSC-klagomål.docx
@@ -1155,7 +1155,7 @@
     <w:r>
       <w:tab/>
       <w:tab/>
-      <w:t>2026-03-06</w:t>
+      <w:t>2026-03-07</w:t>
       <w:br/>
       <w:br/>
     </w:r>

--- a/klagomål/A 42607-2025 FSC-klagomål.docx
+++ b/klagomål/A 42607-2025 FSC-klagomål.docx
@@ -1155,7 +1155,7 @@
     <w:r>
       <w:tab/>
       <w:tab/>
-      <w:t>2026-03-07</w:t>
+      <w:t>2026-03-08</w:t>
       <w:br/>
       <w:br/>
     </w:r>

--- a/klagomål/A 42607-2025 FSC-klagomål.docx
+++ b/klagomål/A 42607-2025 FSC-klagomål.docx
@@ -1155,7 +1155,7 @@
     <w:r>
       <w:tab/>
       <w:tab/>
-      <w:t>2026-03-08</w:t>
+      <w:t>2026-03-09</w:t>
       <w:br/>
       <w:br/>
     </w:r>

--- a/klagomål/A 42607-2025 FSC-klagomål.docx
+++ b/klagomål/A 42607-2025 FSC-klagomål.docx
@@ -1155,7 +1155,7 @@
     <w:r>
       <w:tab/>
       <w:tab/>
-      <w:t>2026-03-09</w:t>
+      <w:t>2026-03-10</w:t>
       <w:br/>
       <w:br/>
     </w:r>

--- a/klagomål/A 42607-2025 FSC-klagomål.docx
+++ b/klagomål/A 42607-2025 FSC-klagomål.docx
@@ -600,7 +600,7 @@
         <w:t>Spillkråka (NT, §4)</w:t>
       </w:r>
       <w:r>
-        <w:t xml:space="preserve"> är rödlistad som nära hotad och ingår i bilaga 1 i EU:s fågeldirektiv. Den minskar i population på grund av minskad tillgång på lämpliga bo- och födoträd och minskad födotillgång. Spillkråkans minskningstakt har uppgått till 19 (24–10) % under de senaste 15 åren. Minskningstakten för den svenska populationen bedöms vara nära gränsvärdet för Sårbar (VU) (A2bc). Skogsbruk med korta omloppstider och täta, homogena ungskogar utgör det största hotet. Spillkråka är typisk art för </w:t>
+        <w:t xml:space="preserve"> är rödlistad som nära hotad och ingår i bilaga 1 i EU:s fågeldirektiv. Den minskar i population på grund av minskad tillgång på lämpliga bo- och födoträd och minskad födotillgång. Spillkråkans minskningstakt har uppgått till 19 (24–10) % under de senaste 15 åren och bedöms vara nära gränsvärdet för Sårbar (VU) (A2bc). Spillkråka är en nyckelart i skogliga miljöer vars övergivna bohål utnyttjas av flera andra hålhäckande fågelarter och fladdermöss. Den behöver grova träd, främst tall, asp och bok som boträd. Skogsbruk med korta omloppstider och täta, homogena ungskogar utgör det största hotet. Spillkråka är typisk art för </w:t>
       </w:r>
       <w:r>
         <w:rPr>
@@ -618,7 +618,7 @@
         <w:t xml:space="preserve"> 9740 Skogsbevuxen myr </w:t>
       </w:r>
       <w:r>
-        <w:t>(SLU Artdatabanken, 2023).</w:t>
+        <w:t>(SLU Artdatabanken, 2025; Skogsstyrelsen 2016).</w:t>
       </w:r>
     </w:p>
     <w:p>
@@ -997,7 +997,7 @@
         <w:t xml:space="preserve"> 9740 Skogsbevuxen myr</w:t>
       </w:r>
       <w:r>
-        <w:t xml:space="preserve"> och ingår i bilaga 1 i EU:s fågeldirektiv. Spillkråka lever i både barr- och blandskog liksom i ren lövskog. De tätaste populationerna tenderar att finnas i äldre, variationsrik blandskog med gott om död ved och gamla träd.</w:t>
+        <w:t xml:space="preserve"> och ingår i bilaga 1 i EU:s fågeldirektiv. Spillkråka lever i både barr- och blandskog liksom i ren lövskog. De tätaste populationerna tenderar att finnas i äldre, variationsrik blandskog med gott om död ved och gamla träd. Spillkråka är en nyckelart i skogliga miljöer vars övergivna bohål utnyttjas av flera andra hålhäckande fågelarter och fladdermöss (SLU Artdatabanken, 2023; Skogsstyrelsen 2016).</w:t>
       </w:r>
     </w:p>
     <w:p>
@@ -1015,7 +1015,21 @@
     </w:p>
     <w:p>
       <w:r>
-        <w:t xml:space="preserve">SLU Artdatabanken, 2021. </w:t>
+        <w:t xml:space="preserve">Skogsstyrelsen, 2016. </w:t>
+      </w:r>
+      <w:r>
+        <w:rPr>
+          <w:i/>
+        </w:rPr>
+        <w:t xml:space="preserve">Vägledning för hänsyn till spillkråka. </w:t>
+      </w:r>
+      <w:r>
+        <w:t>Vägledningar och kunskapsstöd artskydd – Skogsstyrelsen.</w:t>
+      </w:r>
+    </w:p>
+    <w:p>
+      <w:r>
+        <w:t xml:space="preserve">SLU Artdatabanken, 2023. </w:t>
       </w:r>
       <w:r>
         <w:rPr>
@@ -1155,7 +1169,7 @@
     <w:r>
       <w:tab/>
       <w:tab/>
-      <w:t>2026-03-10</w:t>
+      <w:t>2026-03-11</w:t>
       <w:br/>
       <w:br/>
     </w:r>

--- a/klagomål/A 42607-2025 FSC-klagomål.docx
+++ b/klagomål/A 42607-2025 FSC-klagomål.docx
@@ -1169,7 +1169,7 @@
     <w:r>
       <w:tab/>
       <w:tab/>
-      <w:t>2026-03-11</w:t>
+      <w:t>2026-03-12</w:t>
       <w:br/>
       <w:br/>
     </w:r>

--- a/klagomål/A 42607-2025 FSC-klagomål.docx
+++ b/klagomål/A 42607-2025 FSC-klagomål.docx
@@ -1169,7 +1169,7 @@
     <w:r>
       <w:tab/>
       <w:tab/>
-      <w:t>2026-03-12</w:t>
+      <w:t>2026-03-13</w:t>
       <w:br/>
       <w:br/>
     </w:r>

--- a/klagomål/A 42607-2025 FSC-klagomål.docx
+++ b/klagomål/A 42607-2025 FSC-klagomål.docx
@@ -1169,7 +1169,7 @@
     <w:r>
       <w:tab/>
       <w:tab/>
-      <w:t>2026-03-13</w:t>
+      <w:t>2026-03-16</w:t>
       <w:br/>
       <w:br/>
     </w:r>

--- a/klagomål/A 42607-2025 FSC-klagomål.docx
+++ b/klagomål/A 42607-2025 FSC-klagomål.docx
@@ -1169,7 +1169,7 @@
     <w:r>
       <w:tab/>
       <w:tab/>
-      <w:t>2026-03-16</w:t>
+      <w:t>2026-03-17</w:t>
       <w:br/>
       <w:br/>
     </w:r>

--- a/klagomål/A 42607-2025 FSC-klagomål.docx
+++ b/klagomål/A 42607-2025 FSC-klagomål.docx
@@ -1169,7 +1169,7 @@
     <w:r>
       <w:tab/>
       <w:tab/>
-      <w:t>2026-03-17</w:t>
+      <w:t>2026-03-18</w:t>
       <w:br/>
       <w:br/>
     </w:r>

--- a/klagomål/A 42607-2025 FSC-klagomål.docx
+++ b/klagomål/A 42607-2025 FSC-klagomål.docx
@@ -1169,7 +1169,7 @@
     <w:r>
       <w:tab/>
       <w:tab/>
-      <w:t>2026-03-18</w:t>
+      <w:t>2026-03-19</w:t>
       <w:br/>
       <w:br/>
     </w:r>

--- a/klagomål/A 42607-2025 FSC-klagomål.docx
+++ b/klagomål/A 42607-2025 FSC-klagomål.docx
@@ -1169,7 +1169,7 @@
     <w:r>
       <w:tab/>
       <w:tab/>
-      <w:t>2026-03-19</w:t>
+      <w:t>2026-03-20</w:t>
       <w:br/>
       <w:br/>
     </w:r>

--- a/klagomål/A 42607-2025 FSC-klagomål.docx
+++ b/klagomål/A 42607-2025 FSC-klagomål.docx
@@ -1169,7 +1169,7 @@
     <w:r>
       <w:tab/>
       <w:tab/>
-      <w:t>2026-03-20</w:t>
+      <w:t>2026-03-21</w:t>
       <w:br/>
       <w:br/>
     </w:r>

--- a/klagomål/A 42607-2025 FSC-klagomål.docx
+++ b/klagomål/A 42607-2025 FSC-klagomål.docx
@@ -1169,7 +1169,7 @@
     <w:r>
       <w:tab/>
       <w:tab/>
-      <w:t>2026-03-21</w:t>
+      <w:t>2026-03-22</w:t>
       <w:br/>
       <w:br/>
     </w:r>

--- a/klagomål/A 42607-2025 FSC-klagomål.docx
+++ b/klagomål/A 42607-2025 FSC-klagomål.docx
@@ -1169,7 +1169,7 @@
     <w:r>
       <w:tab/>
       <w:tab/>
-      <w:t>2026-03-22</w:t>
+      <w:t>2026-03-23</w:t>
       <w:br/>
       <w:br/>
     </w:r>

--- a/klagomål/A 42607-2025 FSC-klagomål.docx
+++ b/klagomål/A 42607-2025 FSC-klagomål.docx
@@ -1169,7 +1169,7 @@
     <w:r>
       <w:tab/>
       <w:tab/>
-      <w:t>2026-03-23</w:t>
+      <w:t>2026-03-24</w:t>
       <w:br/>
       <w:br/>
     </w:r>

--- a/klagomål/A 42607-2025 FSC-klagomål.docx
+++ b/klagomål/A 42607-2025 FSC-klagomål.docx
@@ -1169,7 +1169,7 @@
     <w:r>
       <w:tab/>
       <w:tab/>
-      <w:t>2026-03-24</w:t>
+      <w:t>2026-03-25</w:t>
       <w:br/>
       <w:br/>
     </w:r>

--- a/klagomål/A 42607-2025 FSC-klagomål.docx
+++ b/klagomål/A 42607-2025 FSC-klagomål.docx
@@ -1169,7 +1169,7 @@
     <w:r>
       <w:tab/>
       <w:tab/>
-      <w:t>2026-03-25</w:t>
+      <w:t>2026-03-26</w:t>
       <w:br/>
       <w:br/>
     </w:r>

--- a/klagomål/A 42607-2025 FSC-klagomål.docx
+++ b/klagomål/A 42607-2025 FSC-klagomål.docx
@@ -1169,7 +1169,7 @@
     <w:r>
       <w:tab/>
       <w:tab/>
-      <w:t>2026-03-26</w:t>
+      <w:t>2026-03-27</w:t>
       <w:br/>
       <w:br/>
     </w:r>

--- a/klagomål/A 42607-2025 FSC-klagomål.docx
+++ b/klagomål/A 42607-2025 FSC-klagomål.docx
@@ -1169,7 +1169,7 @@
     <w:r>
       <w:tab/>
       <w:tab/>
-      <w:t>2026-03-27</w:t>
+      <w:t>2026-03-28</w:t>
       <w:br/>
       <w:br/>
     </w:r>

--- a/klagomål/A 42607-2025 FSC-klagomål.docx
+++ b/klagomål/A 42607-2025 FSC-klagomål.docx
@@ -1169,7 +1169,7 @@
     <w:r>
       <w:tab/>
       <w:tab/>
-      <w:t>2026-03-28</w:t>
+      <w:t>2026-03-29</w:t>
       <w:br/>
       <w:br/>
     </w:r>

--- a/klagomål/A 42607-2025 FSC-klagomål.docx
+++ b/klagomål/A 42607-2025 FSC-klagomål.docx
@@ -1169,7 +1169,7 @@
     <w:r>
       <w:tab/>
       <w:tab/>
-      <w:t>2026-03-29</w:t>
+      <w:t>2026-03-30</w:t>
       <w:br/>
       <w:br/>
     </w:r>
